--- a/report/SDCTwin_Overall_Design_Report.docx
+++ b/report/SDCTwin_Overall_Design_Report.docx
@@ -148,7 +148,18 @@
             <w:pPr>
               <w:spacing w:after="20" w:line="276" w:lineRule="auto"/>
               <w:jc w:val="center"/>
-            </w:pPr>
+              <w:rPr>
+                <w:rFonts w:hint="eastAsia"/>
+                <w:lang w:eastAsia="zh-CN"/>
+              </w:rPr>
+            </w:pPr>
+            <w:r>
+              <w:rPr>
+                <w:rFonts w:hint="eastAsia"/>
+                <w:lang w:eastAsia="zh-CN"/>
+              </w:rPr>
+              <w:t>Xiyuan Liu</w:t>
+            </w:r>
           </w:p>
         </w:tc>
       </w:tr>
@@ -184,7 +195,18 @@
             <w:pPr>
               <w:spacing w:after="20" w:line="276" w:lineRule="auto"/>
               <w:jc w:val="center"/>
-            </w:pPr>
+              <w:rPr>
+                <w:rFonts w:hint="eastAsia"/>
+                <w:lang w:eastAsia="zh-CN"/>
+              </w:rPr>
+            </w:pPr>
+            <w:r>
+              <w:rPr>
+                <w:rFonts w:hint="eastAsia"/>
+                <w:lang w:eastAsia="zh-CN"/>
+              </w:rPr>
+              <w:t>Xiyuan Liu and Jiahao Qin</w:t>
+            </w:r>
           </w:p>
         </w:tc>
       </w:tr>
@@ -220,7 +242,18 @@
             <w:pPr>
               <w:spacing w:after="20" w:line="276" w:lineRule="auto"/>
               <w:jc w:val="center"/>
-            </w:pPr>
+              <w:rPr>
+                <w:rFonts w:hint="eastAsia"/>
+                <w:lang w:eastAsia="zh-CN"/>
+              </w:rPr>
+            </w:pPr>
+            <w:r>
+              <w:rPr>
+                <w:rFonts w:hint="eastAsia"/>
+                <w:lang w:eastAsia="zh-CN"/>
+              </w:rPr>
+              <w:t>Jiahao Qin</w:t>
+            </w:r>
           </w:p>
         </w:tc>
       </w:tr>
@@ -5240,10 +5273,7 @@
         <w:spacing w:after="120"/>
       </w:pPr>
       <w:r>
-        <w:t>This document is the overall design report of the orbital compute data center digital twin platform. The software name of the platform is SDCTwin, referred to below as the platform. The document gives the technical indicators, the requirement analysis, the overall architecture, the system composition, the preliminary and detailed design of each subsystem, and the requirement compliance status. It is intended for the developers, testers and integrators of the platform. Developers can carry out development an</w:t>
-      </w:r>
-      <w:r>
-        <w:t>d iteration according to this document, testers can derive the verification plan from Chapter 3 and Section 6.7, and integrators can connect external systems through the interfaces defined in Section 6.3.</w:t>
+        <w:t>This document is the overall design report of the orbital compute data center digital twin platform. The software name of the platform is SDCTwin, referred to below as the platform. The document gives the technical indicators, the requirement analysis, the overall architecture, the system composition, the preliminary and detailed design of each subsystem, and the requirement compliance status. It is intended for the developers, testers and integrators of the platform. Developers can carry out development and iteration according to this document, testers can derive the verification plan from Chapter 3 and Section 6.7, and integrators can connect external systems through the interfaces defined in Section 6.3.</w:t>
       </w:r>
     </w:p>
     <w:p>
@@ -6058,7 +6088,14 @@
               <w:rPr>
                 <w:sz w:val="18"/>
               </w:rPr>
-              <w:t>Ground station elevation and access window model on the WGS-84 ellipsoid</w:t>
+              <w:t xml:space="preserve">Ground station elevation and access window model on the WGS-84 </w:t>
+            </w:r>
+            <w:r>
+              <w:rPr>
+                <w:sz w:val="18"/>
+              </w:rPr>
+              <w:lastRenderedPageBreak/>
+              <w:t>ellipsoid</w:t>
             </w:r>
           </w:p>
         </w:tc>
@@ -6075,6 +6112,7 @@
               <w:rPr>
                 <w:sz w:val="18"/>
               </w:rPr>
+              <w:lastRenderedPageBreak/>
               <w:t>Window edges ≤1 s, no missed or spurious windows</w:t>
             </w:r>
           </w:p>
@@ -6887,10 +6925,7 @@
         <w:spacing w:after="120"/>
       </w:pPr>
       <w:r>
-        <w:t xml:space="preserve">The platform is a digital twin software system for orbital compute data centers. It is built on a simulation engine that steps in real time at 1 Hz and solves the orbit, lighting, power generation, energy storage, thermal balance and GPU inference performance of a satellite as one coupled system, and it presents the situation through a browser interface and a 3D rendered viewport. The platform serves the design evaluation of compute satellites, runtime situation rehearsal, design alternative comparison and </w:t>
-      </w:r>
-      <w:r>
-        <w:t>algorithm validation.</w:t>
+        <w:t>The platform is a digital twin software system for orbital compute data centers. It is built on a simulation engine that steps in real time at 1 Hz and solves the orbit, lighting, power generation, energy storage, thermal balance and GPU inference performance of a satellite as one coupled system, and it presents the situation through a browser interface and a 3D rendered viewport. The platform serves the design evaluation of compute satellites, runtime situation rehearsal, design alternative comparison and algorithm validation.</w:t>
       </w:r>
     </w:p>
     <w:p>
@@ -6923,6 +6958,7 @@
         <w:rPr>
           <w:noProof/>
         </w:rPr>
+        <w:lastRenderedPageBreak/>
         <w:drawing>
           <wp:inline distT="0" distB="0" distL="0" distR="0" wp14:anchorId="74150AE1" wp14:editId="664F616E">
             <wp:extent cx="5760000" cy="3565714"/>
@@ -6979,13 +7015,7 @@
         <w:spacing w:after="120"/>
       </w:pPr>
       <w:r>
-        <w:t xml:space="preserve">The computation layer provides the basic scientific computation and domain models required by the simulation, organized in five domains: orbit, communication, computing, power and thermal. The orbit domain contains SGP4 orbit propagation, ground track and coordinate conversion, Sun position and eclipse determination, and Walker constellation generation. The communication domain contains ground station visibility, access windows and downlink, and the communication band catalog. The computing domain contains </w:t>
-      </w:r>
-      <w:r>
-        <w:t>the GPU hardware catalog, typed workload schedules, the DVFS power-frequency law and the LLM inference performance model. The power domain contains solar array power, cell efficiency with its temperature coefficient, and battery state of charge integration. The thermal domain contains radiator emission, environmental heat flux, the lumped thermal node, and GPU die temperature with throttling. All computation layer code lives in the backend directory, one file per model, and each model can be tested and repl</w:t>
-      </w:r>
-      <w:r>
-        <w:t>aced independently.</w:t>
+        <w:t>The computation layer provides the basic scientific computation and domain models required by the simulation, organized in five domains: orbit, communication, computing, power and thermal. The orbit domain contains SGP4 orbit propagation, ground track and coordinate conversion, Sun position and eclipse determination, and Walker constellation generation. The communication domain contains ground station visibility, access windows and downlink, and the communication band catalog. The computing domain contains the GPU hardware catalog, typed workload schedules, the DVFS power-frequency law and the LLM inference performance model. The power domain contains solar array power, cell efficiency with its temperature coefficient, and battery state of charge integration. The thermal domain contains radiator emission, environmental heat flux, the lumped thermal node, and GPU die temperature with throttling. All computation layer code lives in the backend directory, one file per model, and each model can be tested and replaced independently.</w:t>
       </w:r>
     </w:p>
     <w:p>
@@ -6993,10 +7023,11 @@
         <w:spacing w:after="120"/>
       </w:pPr>
       <w:r>
-        <w:t>The service layer integrates the runtime mechanisms above the computation layer and is divided into the simulation engine service, the simulation control service, the data exchange service and the 3D rendering service. The simulation engine service is the single authoritative source of business state. Every physics step calls all computation layer models once in a fixed order and then broadcasts the state. The simulation control service receives configuration, geometry, design, workload profile, attitude, m</w:t>
+        <w:t xml:space="preserve">The service layer integrates the runtime mechanisms above the computation layer and is divided into the simulation engine service, the simulation control service, the data exchange service and the 3D rendering service. The simulation engine service is the single authoritative source of business state. Every physics step calls all computation layer models once in a fixed order and then broadcasts the state. The simulation control service receives configuration, geometry, design, workload profile, attitude, mission and constellation commands and writes them into the engine. The data exchange service provides WebSocket broadcast, the REST interface and the renderer polling interface, and all messages share one </w:t>
       </w:r>
       <w:r>
-        <w:t>ission and constellation commands and writes them into the engine. The data exchange service provides WebSocket broadcast, the REST interface and the renderer polling interface, and all messages share one envelope. The 3D rendering service is built on Omniverse Kit and provides RTX rendering, USD stages and WebRTC streaming. Each service runs as a process, can be moved to the cloud, and is accessed from a browser.</w:t>
+        <w:lastRenderedPageBreak/>
+        <w:t>envelope. The 3D rendering service is built on Omniverse Kit and provides RTX rendering, USD stages and WebRTC streaming. Each service runs as a process, can be moved to the cloud, and is accessed from a browser.</w:t>
       </w:r>
     </w:p>
     <w:p>
@@ -7101,13 +7132,11 @@
         <w:spacing w:after="120"/>
       </w:pPr>
       <w:r>
-        <w:t>The simulation model subsystem provides all computation models, the model standard interface, the entity models and the payload component models required by the engine. The simulation engine subsystem is responsible for model initialization, real-time stepping, command response, state output and comparison simulation. The data exchange subsystem is responsible for the data interfaces between the browser, the engine and the renderer and for the cross-process data entity contract. The situation display and si</w:t>
+        <w:t xml:space="preserve">The simulation model subsystem provides all computation models, the model standard interface, the entity models and the payload component models required by the engine. The simulation engine subsystem is responsible for model initialization, real-time stepping, command response, state output and comparison simulation. The data exchange subsystem is responsible for the data interfaces between the browser, the engine and the renderer and for the cross-process data entity contract. The situation display and simulation management subsystem provides the overview page, the satellite twin page, the satellite builder wizard, the orbit and ground station workbench and the comparison panel. The 3D rendering </w:t>
       </w:r>
       <w:r>
-        <w:t>mulation management subsystem provides the overview page, the satellite twin page, the satellite builder wizard, the orbit and ground station workbench and the comparison panel. The 3D rendering subsystem implements scene orchestration, component picking, the message channel and streaming as extensions inside the Omniverse Kit host. The 3D asset subsystem provides the parametric model generator, the hull architecture library, the USD stage library and the offline software renderer. The responsibility criter</w:t>
-      </w:r>
-      <w:r>
-        <w:t>ion and code location of each subsystem are given in Table 2.</w:t>
+        <w:lastRenderedPageBreak/>
+        <w:t>subsystem implements scene orchestration, component picking, the message channel and streaming as extensions inside the Omniverse Kit host. The 3D asset subsystem provides the parametric model generator, the hull architecture library, the USD stage library and the offline software renderer. The responsibility criterion and code location of each subsystem are given in Table 2.</w:t>
       </w:r>
     </w:p>
     <w:p>
@@ -7986,10 +8015,11 @@
         <w:spacing w:after="120"/>
       </w:pPr>
       <w:r>
-        <w:t>The simulation model subsystem is divided into the computation model module, the model standard interface module, the entity model module and the payload component model module, as shown in Figure 3. The computation model module provides the basic models for orbit propagation, ground track and coordinate conversion, Sun position and eclipse, ground station visibility, solar array power, battery state of charge, thermal balance, GPU workload and power, LLM inference performance, design margin checking and gr</w:t>
+        <w:t xml:space="preserve">The simulation model subsystem is divided into the computation model module, the model standard interface module, the entity model module and the payload component model </w:t>
       </w:r>
       <w:r>
-        <w:t>ound station analytics. The model standard interface module defines four unified interfaces: initialization, step advance, command response and state output. On this basis the compute satellite entity, the constellation entity and the ground station entity were developed, together with five payload components: solar array, battery, radiator, GPU payload and communications.</w:t>
+        <w:lastRenderedPageBreak/>
+        <w:t>module, as shown in Figure 3. The computation model module provides the basic models for orbit propagation, ground track and coordinate conversion, Sun position and eclipse, ground station visibility, solar array power, battery state of charge, thermal balance, GPU workload and power, LLM inference performance, design margin checking and ground station analytics. The model standard interface module defines four unified interfaces: initialization, step advance, command response and state output. On this basis the compute satellite entity, the constellation entity and the ground station entity were developed, together with five payload components: solar array, battery, radiator, GPU payload and communications.</w:t>
       </w:r>
     </w:p>
     <w:p>
@@ -8057,10 +8087,7 @@
         <w:spacing w:after="120"/>
       </w:pPr>
       <w:r>
-        <w:t>Payload components are mounted on the satellite entity and obtain the shared state of orbit position, lighting and structure temperature through the entity. Each component is also an independent model that the engine advances once per physics step. The components form a genuine feedback relationship. The structure temperature given by the radiator component is both the operating temperature of the solar cells and the cold-plate temperature of the GPUs, so it affects generation efficiency and the GPU power b</w:t>
-      </w:r>
-      <w:r>
-        <w:t>udget at the same time.</w:t>
+        <w:t>Payload components are mounted on the satellite entity and obtain the shared state of orbit position, lighting and structure temperature through the entity. Each component is also an independent model that the engine advances once per physics step. The components form a genuine feedback relationship. The structure temperature given by the radiator component is both the operating temperature of the solar cells and the cold-plate temperature of the GPUs, so it affects generation efficiency and the GPU power budget at the same time.</w:t>
       </w:r>
     </w:p>
     <w:p>
@@ -8072,6 +8099,7 @@
         <w:rPr>
           <w:rFonts w:ascii="Arial" w:eastAsia="SimHei" w:hAnsi="Arial" w:cs="Arial"/>
         </w:rPr>
+        <w:lastRenderedPageBreak/>
         <w:t>5.3.2 Simulation Engine Subsystem</w:t>
       </w:r>
       <w:bookmarkEnd w:id="9"/>
@@ -8149,13 +8177,7 @@
         <w:spacing w:after="120"/>
       </w:pPr>
       <w:r>
-        <w:t>The model initialization module restores geometry parameters from disk at backend start, assembles the entity models and loads the parameter tables. The real-time stepping module advances simulation time with a 1 Hz heartbeat coroutine; every physics step calls the computation models in a fixed order, integrates state of charge, temperature and cumulative output, and then evaluates the alarms. The command response module implements every state-changing operation as a synchronous method called only on the ev</w:t>
-      </w:r>
-      <w:r>
-        <w:t>ent loop thread, so commands never interleave with a step. The state output module builds the state snapshot and recomputes the geometric quantities from simulation time plus the wall-clock fraction on every read, so that the 5 Hz poller sees sub-second motion. The comparison simulation module freezes a consistent snapshot on the event loop, seeds 2 to 4 offline variant engines from the same snapshot, advances them one step after every physics step, and provides the preview calculation on an independent eng</w:t>
-      </w:r>
-      <w:r>
-        <w:t>ine instance for the satellite builder wizard.</w:t>
+        <w:t>The model initialization module restores geometry parameters from disk at backend start, assembles the entity models and loads the parameter tables. The real-time stepping module advances simulation time with a 1 Hz heartbeat coroutine; every physics step calls the computation models in a fixed order, integrates state of charge, temperature and cumulative output, and then evaluates the alarms. The command response module implements every state-changing operation as a synchronous method called only on the event loop thread, so commands never interleave with a step. The state output module builds the state snapshot and recomputes the geometric quantities from simulation time plus the wall-clock fraction on every read, so that the 5 Hz poller sees sub-second motion. The comparison simulation module freezes a consistent snapshot on the event loop, seeds 2 to 4 offline variant engines from the same snapshot, advances them one step after every physics step, and provides the preview calculation on an independent engine instance for the satellite builder wizard.</w:t>
       </w:r>
     </w:p>
     <w:p>
@@ -8188,6 +8210,7 @@
         <w:rPr>
           <w:noProof/>
         </w:rPr>
+        <w:lastRenderedPageBreak/>
         <w:drawing>
           <wp:inline distT="0" distB="0" distL="0" distR="0" wp14:anchorId="19EB1997" wp14:editId="6B416775">
             <wp:extent cx="5580000" cy="2713422"/>
@@ -8244,10 +8267,7 @@
         <w:spacing w:after="120"/>
       </w:pPr>
       <w:r>
-        <w:t>The WebSocket broadcast module maintains all browser connections, pushes one state snapshot when a connection is established, broadcasts continuously at 1 Hz afterwards, receives run control and configuration commands from the browser, and returns acknowledgement or error replies. The REST interface module provides state reading, configuration and geometry, design and build, workload profile, orbit and ground station, comparison and mission interfaces. The renderer polling interface lets the 3D rendering su</w:t>
-      </w:r>
-      <w:r>
-        <w:t>bsystem fetch state at 5 Hz and receives component pick and scene-ready events from the renderer. The data entity contract is defined by the backend Pydantic models and mirrored by TypeScript types of the same names in the front end; the top-level broadcast entity is the state packet.</w:t>
+        <w:t>The WebSocket broadcast module maintains all browser connections, pushes one state snapshot when a connection is established, broadcasts continuously at 1 Hz afterwards, receives run control and configuration commands from the browser, and returns acknowledgement or error replies. The REST interface module provides state reading, configuration and geometry, design and build, workload profile, orbit and ground station, comparison and mission interfaces. The renderer polling interface lets the 3D rendering subsystem fetch state at 5 Hz and receives component pick and scene-ready events from the renderer. The data entity contract is defined by the backend Pydantic models and mirrored by TypeScript types of the same names in the front end; the top-level broadcast entity is the state packet.</w:t>
       </w:r>
     </w:p>
     <w:p>
@@ -8280,6 +8300,7 @@
         <w:rPr>
           <w:noProof/>
         </w:rPr>
+        <w:lastRenderedPageBreak/>
         <w:drawing>
           <wp:inline distT="0" distB="0" distL="0" distR="0" wp14:anchorId="472AD6C9" wp14:editId="517EAA6B">
             <wp:extent cx="5580000" cy="2134327"/>
@@ -8336,10 +8357,7 @@
         <w:spacing w:after="120"/>
       </w:pPr>
       <w:r>
-        <w:t xml:space="preserve">The overview page provides the 3D Earth and constellation, telemetry parameter cards, constellation preset switching and the event stream. The orbit and ground station workbench provides orbital element and Walker parameter design, coverage analysis, the solar histogram and band comparison in four tabs. The satellite twin page provides the 3D twin viewport, the satellite configurator, the design library and the telemetry strip. The satellite builder wizard configures a satellite from scratch in four steps: </w:t>
-      </w:r>
-      <w:r>
-        <w:t>platform selection, structure design, payload design and workload profile. The comparison panel selects the comparison dimension and candidate values, and after start the variant curves grow in real time on top of the telemetry curves.</w:t>
+        <w:t>The overview page provides the 3D Earth and constellation, telemetry parameter cards, constellation preset switching and the event stream. The orbit and ground station workbench provides orbital element and Walker parameter design, coverage analysis, the solar histogram and band comparison in four tabs. The satellite twin page provides the 3D twin viewport, the satellite configurator, the design library and the telemetry strip. The satellite builder wizard configures a satellite from scratch in four steps: platform selection, structure design, payload design and workload profile. The comparison panel selects the comparison dimension and candidate values, and after start the variant curves grow in real time on top of the telemetry curves.</w:t>
       </w:r>
     </w:p>
     <w:p>
@@ -8428,10 +8446,11 @@
         <w:spacing w:after="120"/>
       </w:pPr>
       <w:r>
-        <w:t>The render host is defined by the kit configuration file and provides four engine services to the extensions: the frame event stream, the USD stage and context, the RTX renderer and the WebRTC streaming layer. The scene extension is the orchestration hub of the renderer. It polls the backend at 5 Hz, switches stages, drives the Earth, the Sun, the lights, the satellite attitude, the roll-out wing and the constellation point cloud every frame, and hot-reloads the geometry model. The selection extension subsc</w:t>
+        <w:t xml:space="preserve">The render host is defined by the kit configuration file and provides four engine services to the extensions: the frame event stream, the USD stage and context, the RTX renderer and the WebRTC streaming layer. The scene extension is the orchestration hub of the renderer. It </w:t>
       </w:r>
       <w:r>
-        <w:t>ribes to USD pick events and reports them to the backend. The messaging extension provides the control message channel between the browser and the renderer. The setup extension opens the initial stage and lays out the window.</w:t>
+        <w:lastRenderedPageBreak/>
+        <w:t>polls the backend at 5 Hz, switches stages, drives the Earth, the Sun, the lights, the satellite attitude, the roll-out wing and the constellation point cloud every frame, and hot-reloads the geometry model. The selection extension subscribes to USD pick events and reports them to the backend. The messaging extension provides the control message channel between the browser and the renderer. The setup extension opens the initial stage and lays out the window.</w:t>
       </w:r>
     </w:p>
     <w:p>
@@ -8520,10 +8539,7 @@
         <w:spacing w:after="120"/>
       </w:pPr>
       <w:r>
-        <w:t xml:space="preserve">The parametric model generator reads the geometry parameter file and generates the backbone, the rack slots, the solar array clusters, the radiator panels and the server blades, and attaches a GPU color tag to every blade that carries a card. The hull architecture library contains six architectures: single truss, twin-truss tower, blanket wing, cross-wing smallsat, windmill-wing communications bus and flat payload bay. The USD stage library contains the overview stage, the satellite close-up stage, and the </w:t>
-      </w:r>
-      <w:r>
-        <w:t>Earth, star field, lights and cameras. The offline software renderer rasterizes any stage without starting the renderer and produces design thumbnails and geometry check renders.</w:t>
+        <w:t>The parametric model generator reads the geometry parameter file and generates the backbone, the rack slots, the solar array clusters, the radiator panels and the server blades, and attaches a GPU color tag to every blade that carries a card. The hull architecture library contains six architectures: single truss, twin-truss tower, blanket wing, cross-wing smallsat, windmill-wing communications bus and flat payload bay. The USD stage library contains the overview stage, the satellite close-up stage, and the Earth, star field, lights and cameras. The offline software renderer rasterizes any stage without starting the renderer and produces design thumbnails and geometry check renders.</w:t>
       </w:r>
     </w:p>
     <w:p>
@@ -8544,10 +8560,11 @@
         <w:spacing w:after="120"/>
       </w:pPr>
       <w:r>
-        <w:t>The usage flow of the platform is shown in Figure 9. The user first edits the scenario in the situation display and simulation management subsystem. The scenario comprises the satellite platform, the structure and payload configuration, the workload profile, the orbital elements and Walker parameters, the ground station and communication band, and the attitude mode. Edits enter the data exchange subsystem as REST or WebSocket commands and reach the command response methods of the simulation engine. Geometry</w:t>
+        <w:t xml:space="preserve">The usage flow of the platform is shown in Figure 9. The user first edits the scenario in the situation display and simulation management subsystem. The scenario comprises the satellite platform, the structure and payload configuration, the workload profile, the orbital elements </w:t>
       </w:r>
       <w:r>
-        <w:t xml:space="preserve"> commands additionally make the 3D asset subsystem regenerate the USD model; the version number increases after the file is written, and the renderer reloads the model in its next polling period.</w:t>
+        <w:lastRenderedPageBreak/>
+        <w:t>and Walker parameters, the ground station and communication band, and the attitude mode. Edits enter the data exchange subsystem as REST or WebSocket commands and reach the command response methods of the simulation engine. Geometry commands additionally make the 3D asset subsystem regenerate the USD model; the version number increases after the file is written, and the renderer reloads the model in its next polling period.</w:t>
       </w:r>
     </w:p>
     <w:p>
@@ -8615,10 +8632,7 @@
         <w:spacing w:after="120"/>
       </w:pPr>
       <w:r>
-        <w:t>After the user starts the simulation the engine steps at 1 Hz. Every physics step performs orbit propagation, lighting determination, solar array power, workload operating point solution, battery integration, thermal balance integration, downlink determination and alarm evaluation in turn. The state data goes one way over WebSocket at 1 Hz to the telemetry curves and status cards of the browser, and another way to the renderer, which fetches it at 5 Hz, projects it onto the USD stage every frame, renders it</w:t>
-      </w:r>
-      <w:r>
-        <w:t xml:space="preserve"> with RTX and streams it over WebRTC back to the browser viewport. During the run the user can switch the attitude mode, deploy or retract the solar array and configure the ground station, and can start a comparison session in which offline variant engines advance in lockstep with the live simulation until the user pauses or ends the run.</w:t>
+        <w:t>After the user starts the simulation the engine steps at 1 Hz. Every physics step performs orbit propagation, lighting determination, solar array power, workload operating point solution, battery integration, thermal balance integration, downlink determination and alarm evaluation in turn. The state data goes one way over WebSocket at 1 Hz to the telemetry curves and status cards of the browser, and another way to the renderer, which fetches it at 5 Hz, projects it onto the USD stage every frame, renders it with RTX and streams it over WebRTC back to the browser viewport. During the run the user can switch the attitude mode, deploy or retract the solar array and configure the ground station, and can start a comparison session in which offline variant engines advance in lockstep with the live simulation until the user pauses or ends the run.</w:t>
       </w:r>
     </w:p>
     <w:p>
@@ -8630,6 +8644,7 @@
         <w:rPr>
           <w:rFonts w:ascii="Arial" w:eastAsia="SimHei" w:hAnsi="Arial" w:cs="Arial"/>
         </w:rPr>
+        <w:lastRenderedPageBreak/>
         <w:t>6 Detailed Design</w:t>
       </w:r>
       <w:bookmarkEnd w:id="15"/>
@@ -8665,10 +8680,7 @@
         <w:spacing w:after="120"/>
       </w:pPr>
       <w:r>
-        <w:t>The simulation models are organized from top to bottom into concept models, algorithm models and entity models, as shown in Figure 10. Concept models describe the common technical framework of three kinds of objects, the compute satellite, the satellite constellation and the ground station, including overall parameters and interaction relations. Algorithm models are computation methods shared by the object kinds and can be called by several entity models. Entity models instantiate concrete objects within th</w:t>
-      </w:r>
-      <w:r>
-        <w:t>e concept model framework and connect to the engine through the model standard interface.</w:t>
+        <w:t>The simulation models are organized from top to bottom into concept models, algorithm models and entity models, as shown in Figure 10. Concept models describe the common technical framework of three kinds of objects, the compute satellite, the satellite constellation and the ground station, including overall parameters and interaction relations. Algorithm models are computation methods shared by the object kinds and can be called by several entity models. Entity models instantiate concrete objects within the concept model framework and connect to the engine through the model standard interface.</w:t>
       </w:r>
     </w:p>
     <w:p>
@@ -8749,10 +8761,7 @@
         <w:spacing w:after="120"/>
       </w:pPr>
       <w:r>
-        <w:t>Compute satellite: a compute satellite is a low Earth orbit satellite whose main business is GPU inference serving. It consists of the satellite platform, the solar array, the battery, the radiator, the GPU payload and the communications payload. The satellite moves along its orbit and periodically enters and leaves eclipse. The solar array generates power in sunlight and the battery supplies power in eclipse. The GPU payload runs according to the workload schedule and produces waste heat. The radiator emit</w:t>
-      </w:r>
-      <w:r>
-        <w:t>s the waste heat to deep space while absorbing solar, Earth albedo and Earth infrared flux. The structure temperature determines the GPU cold-plate temperature; when the cold plate is too hot the GPUs throttle and the inference throughput falls. Its main functions are:</w:t>
+        <w:t>Compute satellite: a compute satellite is a low Earth orbit satellite whose main business is GPU inference serving. It consists of the satellite platform, the solar array, the battery, the radiator, the GPU payload and the communications payload. The satellite moves along its orbit and periodically enters and leaves eclipse. The solar array generates power in sunlight and the battery supplies power in eclipse. The GPU payload runs according to the workload schedule and produces waste heat. The radiator emits the waste heat to deep space while absorbing solar, Earth albedo and Earth infrared flux. The structure temperature determines the GPU cold-plate temperature; when the cold plate is too hot the GPUs throttle and the inference throughput falls. Its main functions are:</w:t>
       </w:r>
     </w:p>
     <w:p>
@@ -8803,6 +8812,7 @@
         <w:rPr>
           <w:b/>
         </w:rPr>
+        <w:lastRenderedPageBreak/>
         <w:t>3.</w:t>
       </w:r>
       <w:r>
@@ -9009,10 +9019,7 @@
         <w:spacing w:after="120"/>
       </w:pPr>
       <w:r>
-        <w:t>Following component-based and parametric modelling, the functions of the concept models are decomposed into algorithms. Orbit motion and lighting decompose into the orbit propagation, ground track and coordinate conversion, and Sun position and eclipse models. Generation and storage decompose into the solar array power and battery state of charge models. Compute payload operation decomposes into the GPU workload and power model and the LLM inference performance model. Thermal balance corresponds to the ther</w:t>
-      </w:r>
-      <w:r>
-        <w:t>mal balance model. Design check and alarms correspond to the design margin check model. Ground station visibility, access windows and aggregate analytics decompose into the ground station visibility and ground station analytics models. The resulting algorithm model list is given in Table 4.</w:t>
+        <w:t>Following component-based and parametric modelling, the functions of the concept models are decomposed into algorithms. Orbit motion and lighting decompose into the orbit propagation, ground track and coordinate conversion, and Sun position and eclipse models. Generation and storage decompose into the solar array power and battery state of charge models. Compute payload operation decomposes into the GPU workload and power model and the LLM inference performance model. Thermal balance corresponds to the thermal balance model. Design check and alarms correspond to the design margin check model. Ground station visibility, access windows and aggregate analytics decompose into the ground station visibility and ground station analytics models. The resulting algorithm model list is given in Table 4.</w:t>
       </w:r>
     </w:p>
     <w:p>
@@ -9027,6 +9034,7 @@
           <w:b/>
           <w:sz w:val="21"/>
         </w:rPr>
+        <w:lastRenderedPageBreak/>
         <w:t>Table 4  Complete set of algorithm models</w:t>
       </w:r>
     </w:p>
@@ -10319,6 +10327,7 @@
               <w:rPr>
                 <w:sz w:val="21"/>
               </w:rPr>
+              <w:lastRenderedPageBreak/>
               <w:t>When the input is a set of orbital elements the mean motion follows from the semi-major axis by Kepler's third law,</w:t>
             </w:r>
           </w:p>
@@ -10367,6 +10376,7 @@
                 <w:b/>
                 <w:sz w:val="21"/>
               </w:rPr>
+              <w:lastRenderedPageBreak/>
               <w:t>Output</w:t>
             </w:r>
           </w:p>
@@ -11090,7 +11100,14 @@
               <w:rPr>
                 <w:sz w:val="21"/>
               </w:rPr>
-              <w:t>Computes the Sun direction, the Sun distance, the solar irradiance and the visible fraction of the solar disc seen from the satellite</w:t>
+              <w:t xml:space="preserve">Computes the Sun direction, the Sun distance, the solar irradiance and the visible </w:t>
+            </w:r>
+            <w:r>
+              <w:rPr>
+                <w:sz w:val="21"/>
+              </w:rPr>
+              <w:lastRenderedPageBreak/>
+              <w:t>fraction of the solar disc seen from the satellite</w:t>
             </w:r>
           </w:p>
         </w:tc>
@@ -11116,6 +11133,7 @@
                 <w:b/>
                 <w:sz w:val="21"/>
               </w:rPr>
+              <w:lastRenderedPageBreak/>
               <w:t>Called by</w:t>
             </w:r>
           </w:p>
@@ -11992,7 +12010,14 @@
               <w:rPr>
                 <w:sz w:val="21"/>
               </w:rPr>
-              <w:t>Fourth, offline analysis samples one full orbit at a fixed step and merges consecutive visible samples into access windows, giving window edges, coverage fraction and the countdown to the next pass.</w:t>
+              <w:t xml:space="preserve">Fourth, offline analysis samples one full orbit at a fixed step and merges consecutive </w:t>
+            </w:r>
+            <w:r>
+              <w:rPr>
+                <w:sz w:val="21"/>
+              </w:rPr>
+              <w:lastRenderedPageBreak/>
+              <w:t>visible samples into access windows, giving window edges, coverage fraction and the countdown to the next pass.</w:t>
             </w:r>
           </w:p>
         </w:tc>
@@ -12018,6 +12043,7 @@
                 <w:b/>
                 <w:sz w:val="21"/>
               </w:rPr>
+              <w:lastRenderedPageBreak/>
               <w:t>Output</w:t>
             </w:r>
           </w:p>
@@ -13016,6 +13042,7 @@
                 <w:b/>
                 <w:sz w:val="21"/>
               </w:rPr>
+              <w:lastRenderedPageBreak/>
               <w:t>Summary</w:t>
             </w:r>
           </w:p>
@@ -13984,6 +14011,7 @@
               <w:rPr>
                 <w:sz w:val="21"/>
               </w:rPr>
+              <w:lastRenderedPageBreak/>
               <w:t>where k is 2 for inference and 6 for training.</w:t>
             </w:r>
           </w:p>
@@ -14026,14 +14054,7 @@
                 <w:sz w:val="21"/>
                 <w:vertAlign w:val="superscript"/>
               </w:rPr>
-              <w:t>−</w:t>
-            </w:r>
-            <w:r>
-              <w:rPr>
-                <w:sz w:val="21"/>
-                <w:vertAlign w:val="superscript"/>
-              </w:rPr>
-              <w:t>p</w:t>
+              <w:t>−p</w:t>
             </w:r>
             <w:r>
               <w:rPr>
@@ -14493,6 +14514,7 @@
                 <w:b/>
                 <w:sz w:val="21"/>
               </w:rPr>
+              <w:lastRenderedPageBreak/>
               <w:t>Output</w:t>
             </w:r>
           </w:p>
@@ -16383,6 +16405,7 @@
               <w:rPr>
                 <w:sz w:val="21"/>
               </w:rPr>
+              <w:lastRenderedPageBreak/>
               <w:t>The peak thermal demand is the dissipation at sustained full load,</w:t>
             </w:r>
           </w:p>
@@ -16512,6 +16535,7 @@
                 <w:b/>
                 <w:sz w:val="21"/>
               </w:rPr>
+              <w:lastRenderedPageBreak/>
               <w:t>Output</w:t>
             </w:r>
           </w:p>
@@ -17276,13 +17300,14 @@
               <w:rPr>
                 <w:sz w:val="21"/>
               </w:rPr>
-              <w:t>The elevation of every satellite is computed and tested for visibility; the visible count and the best elevation are output as live metrics. The aggregate bandwidth is the visible count times the band rate per satellite. The elevation distribution counts visible satellites against a fixed mask sequence from 0° to 40°, giving the cumulative elevation distribution. The solar histogram uses 100 times the non-negative dot product of the position vector and the Sun vector as the illumination intensity, bins it i</w:t>
-            </w:r>
-            <w:r>
-              <w:rPr>
-                <w:sz w:val="21"/>
-              </w:rPr>
-              <w:t>nto 5 or 10 bins, and assigns each bin the collected power as intensity times the peak generation per satellite, so that the bins sum to the constellation aggregate generation. The index list of visible members is broadcast with the state for the coverage map.</w:t>
+              <w:t xml:space="preserve">The elevation of every satellite is computed and tested for visibility; the visible count and the best elevation are output as live metrics. The aggregate bandwidth is the visible count times the band rate per satellite. The elevation distribution counts visible satellites against a fixed mask sequence from 0° to 40°, giving the cumulative elevation distribution. The solar histogram uses 100 times the non-negative dot product of the position vector and the Sun vector as the illumination intensity, bins it into 5 or 10 bins, and assigns each bin the collected power as intensity times the peak </w:t>
+            </w:r>
+            <w:r>
+              <w:rPr>
+                <w:sz w:val="21"/>
+              </w:rPr>
+              <w:lastRenderedPageBreak/>
+              <w:t>generation per satellite, so that the bins sum to the constellation aggregate generation. The index list of visible members is broadcast with the state for the coverage map.</w:t>
             </w:r>
           </w:p>
         </w:tc>
@@ -17308,6 +17333,7 @@
                 <w:b/>
                 <w:sz w:val="21"/>
               </w:rPr>
+              <w:lastRenderedPageBreak/>
               <w:t>Output</w:t>
             </w:r>
           </w:p>
@@ -18573,13 +18599,7 @@
               <w:rPr>
                 <w:sz w:val="21"/>
               </w:rPr>
-              <w:t>−</w:t>
-            </w:r>
-            <w:r>
-              <w:rPr>
-                <w:sz w:val="21"/>
-              </w:rPr>
-              <w:t>0.45</w:t>
+              <w:t>−0.45</w:t>
             </w:r>
           </w:p>
         </w:tc>
@@ -18656,13 +18676,7 @@
               <w:rPr>
                 <w:sz w:val="21"/>
               </w:rPr>
-              <w:t>−</w:t>
-            </w:r>
-            <w:r>
-              <w:rPr>
-                <w:sz w:val="21"/>
-              </w:rPr>
-              <w:t>0.20</w:t>
+              <w:t>−0.20</w:t>
             </w:r>
           </w:p>
         </w:tc>
@@ -18739,13 +18753,7 @@
               <w:rPr>
                 <w:sz w:val="21"/>
               </w:rPr>
-              <w:t>−</w:t>
-            </w:r>
-            <w:r>
-              <w:rPr>
-                <w:sz w:val="21"/>
-              </w:rPr>
-              <w:t>0.30</w:t>
+              <w:t>−0.30</w:t>
             </w:r>
           </w:p>
         </w:tc>
@@ -19693,6 +19701,7 @@
               <w:rPr>
                 <w:sz w:val="21"/>
               </w:rPr>
+              <w:lastRenderedPageBreak/>
               <w:t>SolidState</w:t>
             </w:r>
           </w:p>
@@ -22888,6 +22897,7 @@
               <w:rPr>
                 <w:sz w:val="21"/>
               </w:rPr>
+              <w:lastRenderedPageBreak/>
               <w:t>frontier</w:t>
             </w:r>
           </w:p>
@@ -23732,6 +23742,7 @@
         <w:rPr>
           <w:noProof/>
         </w:rPr>
+        <w:lastRenderedPageBreak/>
         <w:drawing>
           <wp:inline distT="0" distB="0" distL="0" distR="0" wp14:anchorId="717DA72D" wp14:editId="7C83680D">
             <wp:extent cx="3960000" cy="4575146"/>
@@ -24416,6 +24427,7 @@
           <w:b/>
           <w:sz w:val="21"/>
         </w:rPr>
+        <w:lastRenderedPageBreak/>
         <w:t>Table 26  Satellite design presets</w:t>
       </w:r>
     </w:p>
@@ -26498,10 +26510,7 @@
         <w:spacing w:after="120"/>
       </w:pPr>
       <w:r>
-        <w:t>The relation between the payload components is a feedback loop that closes once per step, as shown in Figure 12. Orbit and lighting set the generation conditions, the solar array and battery give the available power, the GPU payload runs within the power budget and hands its realized draw to the radiator and structure as heat, and the structure temperature in turn caps the GPU power budget and derates the solar cell efficiency. When the radiator degrades the structure warms, the power budget shrinks, freque</w:t>
-      </w:r>
-      <w:r>
-        <w:t>ncy, power and throughput fall together, the heat production drops, and the loop converges in a throttled state. Changing the coating or the area of one radiator panel shows up directly as a computable change in inference throughput.</w:t>
+        <w:t>The relation between the payload components is a feedback loop that closes once per step, as shown in Figure 12. Orbit and lighting set the generation conditions, the solar array and battery give the available power, the GPU payload runs within the power budget and hands its realized draw to the radiator and structure as heat, and the structure temperature in turn caps the GPU power budget and derates the solar cell efficiency. When the radiator degrades the structure warms, the power budget shrinks, frequency, power and throughput fall together, the heat production drops, and the loop converges in a throttled state. Changing the coating or the area of one radiator panel shows up directly as a computable change in inference throughput.</w:t>
       </w:r>
     </w:p>
     <w:p>
@@ -26603,10 +26612,11 @@
         <w:spacing w:after="120"/>
       </w:pPr>
       <w:r>
-        <w:t>The engine follows three conventions. First, the engine is the single authoritative source of business state; the application layer only displays, the renderer only projects, and none of the three integrates on its own, so they never drift. Second, every state-changing method is synchronous and is called only on the event loop thread, network writes are serialized through coroutines, and commands never interleave with a step. Third, the state snapshot is produced by model copy, so serialization for broadcas</w:t>
+        <w:t xml:space="preserve">The engine follows three conventions. First, the engine is the single authoritative source of business state; the application layer only displays, the renderer only projects, and none of the three integrates on its own, so they never drift. Second, every state-changing method is synchronous and is called only on the event loop thread, network writes are serialized through coroutines, and commands never interleave with a step. Third, the state snapshot is </w:t>
       </w:r>
       <w:r>
-        <w:t>t is unaffected by the next integration step.</w:t>
+        <w:lastRenderedPageBreak/>
+        <w:t>produced by model copy, so serialization for broadcast is unaffected by the next integration step.</w:t>
       </w:r>
     </w:p>
     <w:p>
@@ -26614,10 +26624,7 @@
         <w:spacing w:after="120"/>
       </w:pPr>
       <w:r>
-        <w:t xml:space="preserve">The engine lifecycle mirrors the model standard interface. Initialization corresponds to construction and geometry restore, simulation advance to the per-step physics update, command response to the state-changing methods, and state output to the snapshot method. The offline twin of the comparison module inherits the live engine class and overrides only the fleet propagation method, replacing fleet propagation with a private single-satellite propagation. No physics formula is duplicated, so a change to any </w:t>
-      </w:r>
-      <w:r>
-        <w:t>formula takes effect on every path.</w:t>
+        <w:t>The engine lifecycle mirrors the model standard interface. Initialization corresponds to construction and geometry restore, simulation advance to the per-step physics update, command response to the state-changing methods, and state output to the snapshot method. The offline twin of the comparison module inherits the live engine class and overrides only the fleet propagation method, replacing fleet propagation with a private single-satellite propagation. No physics formula is duplicated, so a change to any formula takes effect on every path.</w:t>
       </w:r>
     </w:p>
     <w:p>
@@ -26638,10 +26645,7 @@
         <w:spacing w:after="120"/>
       </w:pPr>
       <w:r>
-        <w:t>Model initialization runs at backend start. First, the architecture, cluster count, radiator dimensions and per-slot GPUs are restored from the geometry parameter file without increasing the version number, so that the physical areas match the model on disk. Second, the tracked satellite entity, the ground station entity and the constellation entity are assembled, and the GPU, material, battery and workload profile tables are loaded. Third, the simulation time base is set to the mission epoch and the 1 Hz s</w:t>
-      </w:r>
-      <w:r>
-        <w:t>tepping coroutine is started. Retired GPU identifiers from earlier catalogs are migrated to the current catalog at initialization and written back to disk.</w:t>
+        <w:t>Model initialization runs at backend start. First, the architecture, cluster count, radiator dimensions and per-slot GPUs are restored from the geometry parameter file without increasing the version number, so that the physical areas match the model on disk. Second, the tracked satellite entity, the ground station entity and the constellation entity are assembled, and the GPU, material, battery and workload profile tables are loaded. Third, the simulation time base is set to the mission epoch and the 1 Hz stepping coroutine is started. Retired GPU identifiers from earlier catalogs are migrated to the current catalog at initialization and written back to disk.</w:t>
       </w:r>
     </w:p>
     <w:p>
@@ -26674,6 +26678,7 @@
         <w:rPr>
           <w:noProof/>
         </w:rPr>
+        <w:lastRenderedPageBreak/>
         <w:drawing>
           <wp:inline distT="0" distB="0" distL="0" distR="0" wp14:anchorId="06E90B9B" wp14:editId="356EFA92">
             <wp:extent cx="4140000" cy="5747869"/>
@@ -26730,13 +26735,11 @@
         <w:spacing w:after="120"/>
       </w:pPr>
       <w:r>
-        <w:t>Step 1 reads the simulation time, takes the current configuration, geometry and workload profile, and derives the solar array and radiator areas from the geometry. Step 2 propagates all constellation members and obtains the position and velocity of the tracked satellite. Step 3 computes the ground track, sunlight, Sun vector, visible solar disc fraction and ground station elevation. Step 4 computes the incidence for the attitude mode and the generated power from deployment, Sun distance and array temperatur</w:t>
+        <w:t xml:space="preserve">Step 1 reads the simulation time, takes the current configuration, geometry and workload profile, and derives the solar array and radiator areas from the geometry. Step 2 propagates all constellation members and obtains the position and velocity of the tracked satellite. Step 3 computes the ground track, sunlight, Sun vector, visible solar disc fraction and ground station elevation. Step 4 computes the incidence for the attitude mode and the generated power from deployment, Sun distance and array temperature. Step 5 takes the current job block, solves the GPU operating point and realized draw per card-type group, and accumulates output. Step 6 integrates the battery state of charge. Step 7 integrates the thermal balance. Step 8 determines the downlink. Step 9 computes the design margins and evaluates the alarms. Step 10 builds and broadcasts the state snapshot, and the comparison </w:t>
       </w:r>
       <w:r>
-        <w:t>e. Step 5 takes the current job block, solves the GPU operating point and realized draw per card-type group, and accumulates output. Step 6 integrates the battery state of charge. Step 7 integrates the thermal balance. Step 8 determines the downlink. Step 9 computes the design margins and evaluates the alarms. Step 10 builds and broadcasts the state snapshot, and the comparison session advances one step. The step body is protected against exceptions; a transient propagation failure skips one physics step an</w:t>
-      </w:r>
-      <w:r>
-        <w:t>d does not terminate the coroutine.</w:t>
+        <w:lastRenderedPageBreak/>
+        <w:t>session advances one step. The step body is protected against exceptions; a transient propagation failure skips one physics step and does not terminate the coroutine.</w:t>
       </w:r>
     </w:p>
     <w:p>
@@ -27664,6 +27667,7 @@
         <w:rPr>
           <w:rFonts w:ascii="Arial" w:eastAsia="SimHei" w:hAnsi="Arial" w:cs="Arial"/>
         </w:rPr>
+        <w:lastRenderedPageBreak/>
         <w:t>6.2.5 State Output Module</w:t>
       </w:r>
       <w:bookmarkEnd w:id="28"/>
@@ -27673,10 +27677,7 @@
         <w:spacing w:after="120"/>
       </w:pPr>
       <w:r>
-        <w:t>The state output module converts the engine state into the state packet. The top level of the packet contains the simulation time, the running flag, the camera preset, the design identifier, the workload profile identifier, the tracked satellite state, the ground station state, the constellation snapshot, the mission state, the ground station target state and the comparison session state. On every snapshot read the module recomputes the position-type fields of the tracked satellite, including latitude, long</w:t>
-      </w:r>
-      <w:r>
-        <w:t>itude, altitude, sunlight, generated power and charging power, from the simulation time plus the wall-clock fraction, while the integrated fields keep their value from the last step, so the 5 Hz poller sees continuous motion. Sunlight, generation and charging are recomputed with the same formula on read, which avoids contradictory samples at the eclipse boundary.</w:t>
+        <w:t>The state output module converts the engine state into the state packet. The top level of the packet contains the simulation time, the running flag, the camera preset, the design identifier, the workload profile identifier, the tracked satellite state, the ground station state, the constellation snapshot, the mission state, the ground station target state and the comparison session state. On every snapshot read the module recomputes the position-type fields of the tracked satellite, including latitude, longitude, altitude, sunlight, generated power and charging power, from the simulation time plus the wall-clock fraction, while the integrated fields keep their value from the last step, so the 5 Hz poller sees continuous motion. Sunlight, generation and charging are recomputed with the same formula on read, which avoids contradictory samples at the eclipse boundary.</w:t>
       </w:r>
     </w:p>
     <w:p>
@@ -27697,13 +27698,7 @@
         <w:spacing w:after="120"/>
       </w:pPr>
       <w:r>
-        <w:t xml:space="preserve">The comparison simulation module answers how the evolution differs when one design variable is changed at the current instant. The user selects one comparison dimension and 2 to 4 candidate values; the dimensions are radiator coating, cell material, GPU model, wing segment count, radiator span, battery chemistry and pack size, workload profile and whole-satellite design. At start the module synchronously freezes a live snapshot on the event loop. The 1 Hz step and the snapshot read run on the same loop and </w:t>
-      </w:r>
-      <w:r>
-        <w:t xml:space="preserve">cannot interleave, so all variants are seeded from the same instant with identical orbit phase, state of charge and structure temperature. Each variant is an offline engine instance; after the candidate value is applied all deployables are forced open, and from then on the live engine calls the session to advance one step after every physics step, so pausing the simulation pauses the comparison. The current sample of each variant rides on the state packet in the broadcast, and the front end accumulates the </w:t>
-      </w:r>
-      <w:r>
-        <w:t>samples into curves on top of the telemetry charts. The comparison never changes the live state and never touches the USD model.</w:t>
+        <w:t>The comparison simulation module answers how the evolution differs when one design variable is changed at the current instant. The user selects one comparison dimension and 2 to 4 candidate values; the dimensions are radiator coating, cell material, GPU model, wing segment count, radiator span, battery chemistry and pack size, workload profile and whole-satellite design. At start the module synchronously freezes a live snapshot on the event loop. The 1 Hz step and the snapshot read run on the same loop and cannot interleave, so all variants are seeded from the same instant with identical orbit phase, state of charge and structure temperature. Each variant is an offline engine instance; after the candidate value is applied all deployables are forced open, and from then on the live engine calls the session to advance one step after every physics step, so pausing the simulation pauses the comparison. The current sample of each variant rides on the state packet in the broadcast, and the front end accumulates the samples into curves on top of the telemetry charts. The comparison never changes the live state and never touches the USD model.</w:t>
       </w:r>
     </w:p>
     <w:p>
@@ -27744,6 +27739,7 @@
         <w:rPr>
           <w:noProof/>
         </w:rPr>
+        <w:lastRenderedPageBreak/>
         <w:drawing>
           <wp:inline distT="0" distB="0" distL="0" distR="0" wp14:anchorId="7D8F94E4" wp14:editId="084FF793">
             <wp:extent cx="5400000" cy="1541559"/>
@@ -28326,10 +28322,7 @@
         <w:spacing w:after="120"/>
       </w:pPr>
       <w:r>
-        <w:t xml:space="preserve">All messages between the browser, the backend and the renderer share one envelope containing the message type, a timestamp, the payload and an optional request identifier; requests and responses carry the same request identifier. The front end needs a single message handler for dispatch, the backend parses the envelope with one Pydantic model and handles it by type in one place, the logs are readable from the type column alone, and no new message template is needed when a command is added for the renderer. </w:t>
-      </w:r>
-      <w:r>
-        <w:t>The envelope is:</w:t>
+        <w:t>All messages between the browser, the backend and the renderer share one envelope containing the message type, a timestamp, the payload and an optional request identifier; requests and responses carry the same request identifier. The front end needs a single message handler for dispatch, the backend parses the envelope with one Pydantic model and handles it by type in one place, the logs are readable from the type column alone, and no new message template is needed when a command is added for the renderer. The envelope is:</w:t>
       </w:r>
     </w:p>
     <w:p>
@@ -28370,7 +28363,11 @@
         <w:spacing w:after="120"/>
       </w:pPr>
       <w:r>
-        <w:t>The backend serves WebSocket at the path /ws/state. When a connection is established one state snapshot is pushed first, and state_update messages follow continuously at 1 Hz. The connection manager protects the client set with an asynchronous lock and drops stale connections automatically. The commands accepted and the messages sent are listed in Table 31.</w:t>
+        <w:t xml:space="preserve">The backend serves WebSocket at the path /ws/state. When a connection is established one state snapshot is pushed first, and state_update messages follow continuously at 1 Hz. The connection manager protects the client set with an asynchronous lock and drops stale </w:t>
+      </w:r>
+      <w:r>
+        <w:lastRenderedPageBreak/>
+        <w:t>connections automatically. The commands accepted and the messages sent are listed in Table 31.</w:t>
       </w:r>
     </w:p>
     <w:p>
@@ -30347,10 +30344,7 @@
         <w:spacing w:after="120"/>
       </w:pPr>
       <w:r>
-        <w:t>The Python runtime of the renderer has no WebSocket client, so the renderer obtains state by HTTP polling. The scene extension calls GET /state at 5 Hz, updates the anchor of simulation time and wall-clock on every frame received, and derives the current simulation time on every render frame from the anchor plus the wall-clock increment. The backend refreshes the kinematics of the tracked satellite on every read, so the renderer sees continuous motion. The renderer also reads GET /satellite_config and GET /</w:t>
-      </w:r>
-      <w:r>
-        <w:t>twin_geometry for the material variant and the geometry version and reloads the model when the version changes, reports component picks with POST /selection, and signals the completion of mission stage loading with POST /mission/scene_ready.</w:t>
+        <w:t>The Python runtime of the renderer has no WebSocket client, so the renderer obtains state by HTTP polling. The scene extension calls GET /state at 5 Hz, updates the anchor of simulation time and wall-clock on every frame received, and derives the current simulation time on every render frame from the anchor plus the wall-clock increment. The backend refreshes the kinematics of the tracked satellite on every read, so the renderer sees continuous motion. The renderer also reads GET /satellite_config and GET /twin_geometry for the material variant and the geometry version and reloads the model when the version changes, reports component picks with POST /selection, and signals the completion of mission stage loading with POST /mission/scene_ready.</w:t>
       </w:r>
     </w:p>
     <w:p>
@@ -30549,7 +30543,14 @@
               <w:rPr>
                 <w:sz w:val="17"/>
               </w:rPr>
-              <w:t>Simulation time, running flag, camera preset, design identifier, workload profile identifier and all entities below</w:t>
+              <w:t xml:space="preserve">Simulation time, running flag, camera </w:t>
+            </w:r>
+            <w:r>
+              <w:rPr>
+                <w:sz w:val="17"/>
+              </w:rPr>
+              <w:lastRenderedPageBreak/>
+              <w:t>preset, design identifier, workload profile identifier and all entities below</w:t>
             </w:r>
           </w:p>
         </w:tc>
@@ -30566,7 +30567,15 @@
               <w:rPr>
                 <w:sz w:val="17"/>
               </w:rPr>
-              <w:t>Engine, every step</w:t>
+              <w:lastRenderedPageBreak/>
+              <w:t xml:space="preserve">Engine, every </w:t>
+            </w:r>
+            <w:r>
+              <w:rPr>
+                <w:sz w:val="17"/>
+              </w:rPr>
+              <w:lastRenderedPageBreak/>
+              <w:t>step</w:t>
             </w:r>
           </w:p>
         </w:tc>
@@ -30583,6 +30592,7 @@
               <w:rPr>
                 <w:sz w:val="17"/>
               </w:rPr>
+              <w:lastRenderedPageBreak/>
               <w:t>Browser, renderer</w:t>
             </w:r>
           </w:p>
@@ -30600,7 +30610,14 @@
               <w:rPr>
                 <w:sz w:val="17"/>
               </w:rPr>
-              <w:t>Broadcast and polling</w:t>
+              <w:t xml:space="preserve">Broadcast and </w:t>
+            </w:r>
+            <w:r>
+              <w:rPr>
+                <w:sz w:val="17"/>
+              </w:rPr>
+              <w:lastRenderedPageBreak/>
+              <w:t>polling</w:t>
             </w:r>
           </w:p>
         </w:tc>
@@ -30622,6 +30639,7 @@
               <w:rPr>
                 <w:sz w:val="17"/>
               </w:rPr>
+              <w:lastRenderedPageBreak/>
               <w:t>SatelliteState</w:t>
             </w:r>
           </w:p>
@@ -31675,6 +31693,7 @@
         <w:spacing w:after="120"/>
       </w:pPr>
       <w:r>
+        <w:lastRenderedPageBreak/>
         <w:t>The application shell provides the brand and navigation at the top, the simulation clock, the connection status indicator and the play, pause and reset buttons. The video element is mounted once in the shell and overlaid with fixed positioning on the viewport slot of the current page, so the video element is not unmounted on page changes and the WebRTC connection is preserved. The first connection to the renderer takes about 13 s.</w:t>
       </w:r>
     </w:p>
@@ -31696,10 +31715,7 @@
         <w:spacing w:after="120"/>
       </w:pPr>
       <w:r>
-        <w:t>The overview page is the constellation-level view. The viewport shows the 3D Earth and the constellation point cloud, and the cards on the right show the live telemetry of the tracked satellite and the ground station: orbit type, latitude and longitude, altitude, lighting, solar input, payload and platform power, GPU model and utilization, temperature, state of charge, downlink bandwidth, ground station visibility and mission state, colored in three grades of normal, warning and fault when a value leaves it</w:t>
-      </w:r>
-      <w:r>
-        <w:t>s range. The event stream at the bottom shows recent mission transitions, errors and selection changes. After a constellation preset switch, the 3D constellation, the coverage map and the tracked satellite of the physics engine are all re-propagated at the next step.</w:t>
+        <w:t>The overview page is the constellation-level view. The viewport shows the 3D Earth and the constellation point cloud, and the cards on the right show the live telemetry of the tracked satellite and the ground station: orbit type, latitude and longitude, altitude, lighting, solar input, payload and platform power, GPU model and utilization, temperature, state of charge, downlink bandwidth, ground station visibility and mission state, colored in three grades of normal, warning and fault when a value leaves its range. The event stream at the bottom shows recent mission transitions, errors and selection changes. After a constellation preset switch, the 3D constellation, the coverage map and the tracked satellite of the physics engine are all re-propagated at the next step.</w:t>
       </w:r>
     </w:p>
     <w:p>
@@ -31720,10 +31736,7 @@
         <w:spacing w:after="120"/>
       </w:pPr>
       <w:r>
-        <w:t>The right column of the overview page is a four-tab workbench. The design tab edits the semi-major axis, eccentricity, inclination, right ascension of the ascending node, argument of perigee and mean anomaly together with the Walker plane count, satellites per plane and phasing factor, shows the current constellation readings live, and on apply the backend synthesizes the reference TLE and activates it. The input ranges are altitude 200 km to 40000 km, eccentricity at most 0.5, perigee altitude at least 160</w:t>
-      </w:r>
-      <w:r>
-        <w:t xml:space="preserve"> km, at most 36 planes, at most 60 satellites per plane, and a phasing factor smaller than the plane count. The design tab also configures the ground station: it marks Singapore on the Earth and selects the elevation mask, the communication band and the solar histogram bin count, with submissions debounced by 200 ms.</w:t>
+        <w:t>The right column of the overview page is a four-tab workbench. The design tab edits the semi-major axis, eccentricity, inclination, right ascension of the ascending node, argument of perigee and mean anomaly together with the Walker plane count, satellites per plane and phasing factor, shows the current constellation readings live, and on apply the backend synthesizes the reference TLE and activates it. The input ranges are altitude 200 km to 40000 km, eccentricity at most 0.5, perigee altitude at least 160 km, at most 36 planes, at most 60 satellites per plane, and a phasing factor smaller than the plane count. The design tab also configures the ground station: it marks Singapore on the Earth and selects the elevation mask, the communication band and the solar histogram bin count, with submissions debounced by 200 ms.</w:t>
       </w:r>
     </w:p>
     <w:p>
@@ -31731,10 +31744,7 @@
         <w:spacing w:after="120"/>
       </w:pPr>
       <w:r>
-        <w:t>The coverage tab shows the status map and the curves of visible satellite count and aggregate bandwidth against time. The solar tab shows the per-satellite solar collection histogram binned by illumination intensity. The band tab shows the throughput of each communication band against the elevation mask with the current operating point marked; a higher band gives more throughput per satellite but needs a higher elevation, so the band choice trades bandwidth against visible satellite count. The full-orbit pa</w:t>
-      </w:r>
-      <w:r>
-        <w:t>ss analysis gives access windows, coverage fraction and the countdown to the next pass.</w:t>
+        <w:t>The coverage tab shows the status map and the curves of visible satellite count and aggregate bandwidth against time. The solar tab shows the per-satellite solar collection histogram binned by illumination intensity. The band tab shows the throughput of each communication band against the elevation mask with the current operating point marked; a higher band gives more throughput per satellite but needs a higher elevation, so the band choice trades bandwidth against visible satellite count. The full-orbit pass analysis gives access windows, coverage fraction and the countdown to the next pass.</w:t>
       </w:r>
     </w:p>
     <w:p>
@@ -31755,10 +31765,11 @@
         <w:spacing w:after="120"/>
       </w:pPr>
       <w:r>
-        <w:t>The satellite twin page is the single-satellite view, shown in Figure 15. The viewport shows the satellite close-up streamed from the renderer; the Earth turns with the ground track, the Sun and the key light sweep with the true zenith-to-Sun angle, and eclipse entry and exit appear in the viewport. Clicking a server blade, a solar wing, a radiator panel or a backbone part opens the corresponding information card, and the selection state stays consistent between the browser and the renderer. Before the vide</w:t>
+        <w:t xml:space="preserve">The satellite twin page is the single-satellite view, shown in Figure 15. The viewport shows the satellite close-up streamed from the renderer; the Earth turns with the ground track, the </w:t>
       </w:r>
       <w:r>
-        <w:t>o stream is ready the viewport shows a connecting notice, and when offline it switches to a local Three.js fallback scene in which the tracked satellite moves along the SGP4 propagated orbit ring.</w:t>
+        <w:lastRenderedPageBreak/>
+        <w:t>Sun and the key light sweep with the true zenith-to-Sun angle, and eclipse entry and exit appear in the viewport. Clicking a server blade, a solar wing, a radiator panel or a backbone part opens the corresponding information card, and the selection state stays consistent between the browser and the renderer. Before the video stream is ready the viewport shows a connecting notice, and when offline it switches to a local Three.js fallback scene in which the tracked satellite moves along the SGP4 propagated orbit ring.</w:t>
       </w:r>
     </w:p>
     <w:p>
@@ -31826,10 +31837,7 @@
         <w:spacing w:after="120"/>
       </w:pPr>
       <w:r>
-        <w:t xml:space="preserve">The configurator on the right has six sections: compute, solar array, thermal, battery, deployables and attitude. The compute section selects the GPU and hosts the workload profile selector; the workload panel shows the current job, model, utilization, effective compute, rate, electrical power, heat per card, radiated power and cumulative output. The solar array section selects the cell material and the wing segment count, the thermal section selects the coating, the radiator span and the aspect ratio, and </w:t>
-      </w:r>
-      <w:r>
-        <w:t>the areas are derived live from the input. The battery section selects the chemistry and the pack size and shows the capacity in kWh. The deployables section deploys and retracts the roll-out solar array. The attitude section offers the Sun, nadir, ram and inertial pointing modes and the X, Y and Z reaction wheels, which are mutually exclusive, and the solar collection reading shows the current incidence live. The design summary shows the power, thermal and battery margins.</w:t>
+        <w:t>The configurator on the right has six sections: compute, solar array, thermal, battery, deployables and attitude. The compute section selects the GPU and hosts the workload profile selector; the workload panel shows the current job, model, utilization, effective compute, rate, electrical power, heat per card, radiated power and cumulative output. The solar array section selects the cell material and the wing segment count, the thermal section selects the coating, the radiator span and the aspect ratio, and the areas are derived live from the input. The battery section selects the chemistry and the pack size and shows the capacity in kWh. The deployables section deploys and retracts the roll-out solar array. The attitude section offers the Sun, nadir, ram and inertial pointing modes and the X, Y and Z reaction wheels, which are mutually exclusive, and the solar collection reading shows the current incidence live. The design summary shows the power, thermal and battery margins.</w:t>
       </w:r>
     </w:p>
     <w:p>
@@ -31849,6 +31857,7 @@
         <w:rPr>
           <w:rFonts w:ascii="Arial" w:eastAsia="SimHei" w:hAnsi="Arial" w:cs="Arial"/>
         </w:rPr>
+        <w:lastRenderedPageBreak/>
         <w:t>6.4.5 Satellite Builder Wizard</w:t>
       </w:r>
       <w:bookmarkEnd w:id="42"/>
@@ -31858,10 +31867,7 @@
         <w:spacing w:after="120"/>
       </w:pPr>
       <w:r>
-        <w:t>Entering the satellite twin page first shows the four-step wizard. Step one selects the platform from SpaceX Compute Bus, Redwire Payload Bay, Sophia Space TILE and Ada Space Compute Node; each platform maps to one hull architecture and carries a slot count, and the factory configuration is a design preset already verified for that architecture. Step two designs the structure: cell material, wing segment count, battery chemistry and pack, coating, radiator span and aspect ratio, and the orbit pointing mode.</w:t>
-      </w:r>
-      <w:r>
-        <w:t xml:space="preserve"> Panel dimensions are entered in real units, wing segments 1 to 8, radiator span 0.54 m to 5.4 m, aspect ratio 1.2 to 6, clamped when out of range. Step three designs the payload by selecting a card type and then clicking slots; slots can be left empty or mixed across models, and the regenerated model renders only the blades that carry a card, with a color tag per card type. Step four selects the workload profile.</w:t>
+        <w:t>Entering the satellite twin page first shows the four-step wizard. Step one selects the platform from SpaceX Compute Bus, Redwire Payload Bay, Sophia Space TILE and Ada Space Compute Node; each platform maps to one hull architecture and carries a slot count, and the factory configuration is a design preset already verified for that architecture. Step two designs the structure: cell material, wing segment count, battery chemistry and pack, coating, radiator span and aspect ratio, and the orbit pointing mode. Panel dimensions are entered in real units, wing segments 1 to 8, radiator span 0.54 m to 5.4 m, aspect ratio 1.2 to 6, clamped when out of range. Step three designs the payload by selecting a card type and then clicking slots; slots can be left empty or mixed across models, and the regenerated model renders only the blades that carry a card, with a color tag per card type. Step four selects the workload profile.</w:t>
       </w:r>
     </w:p>
     <w:p>
@@ -31869,10 +31875,7 @@
         <w:spacing w:after="120"/>
       </w:pPr>
       <w:r>
-        <w:t>Before Run the wizard only edits a front-end draft. Every edit calls the preview interface after a 250 ms debounce, and the backend assembles the draft on an independent engine instance and returns the derived metrics and per-profile fit verdicts. On Run, the platform architecture, hardware configuration, per-slot payload, workload profile and attitude are committed atomically in one call, the USD model is regenerated and the renderer reloads. After closing, the wizard can be reopened from the build entry i</w:t>
-      </w:r>
-      <w:r>
-        <w:t>n the top bar.</w:t>
+        <w:t>Before Run the wizard only edits a front-end draft. Every edit calls the preview interface after a 250 ms debounce, and the backend assembles the draft on an independent engine instance and returns the derived metrics and per-profile fit verdicts. On Run, the platform architecture, hardware configuration, per-slot payload, workload profile and attitude are committed atomically in one call, the USD model is regenerated and the renderer reloads. After closing, the wizard can be reopened from the build entry in the top bar.</w:t>
       </w:r>
     </w:p>
     <w:p>
@@ -31922,10 +31925,7 @@
         <w:spacing w:after="120"/>
       </w:pPr>
       <w:r>
-        <w:t>A scenario consists of the satellite configuration, the twin geometry, the workload profile identifier, the orbit design and the ground station configuration, all expressed in JSON. The structures of the satellite configuration and the twin geometry are given in Table 35, and those of the orbit design and the ground station configuration in Table 36. An empty per-slot payload list means a uniform GPU model with a card count; a non-empty list is authoritative and the card count equals the number of fitted sl</w:t>
-      </w:r>
-      <w:r>
-        <w:t>ots.</w:t>
+        <w:t>A scenario consists of the satellite configuration, the twin geometry, the workload profile identifier, the orbit design and the ground station configuration, all expressed in JSON. The structures of the satellite configuration and the twin geometry are given in Table 35, and those of the orbit design and the ground station configuration in Table 36. An empty per-slot payload list means a uniform GPU model with a card count; a non-empty list is authoritative and the card count equals the number of fitted slots.</w:t>
       </w:r>
     </w:p>
     <w:p>
@@ -31940,6 +31940,7 @@
           <w:b/>
           <w:sz w:val="21"/>
         </w:rPr>
+        <w:lastRenderedPageBreak/>
         <w:t>Table 35  Satellite configuration and twin geometry</w:t>
       </w:r>
     </w:p>
@@ -32545,6 +32546,7 @@
           <w:b/>
           <w:sz w:val="21"/>
         </w:rPr>
+        <w:lastRenderedPageBreak/>
         <w:t>Table 37  Renderer extensions</w:t>
       </w:r>
     </w:p>
@@ -33296,10 +33298,11 @@
         <w:spacing w:after="120"/>
       </w:pPr>
       <w:r>
-        <w:t xml:space="preserve">The scene extension registers two clock sources. The polling coroutine fetches state at 5 Hz and updates the anchor of simulation time and wall-clock, and the frame callback at about 30 frames per second derives the current simulation time from the anchor plus the wall-clock increment. The close-up stage eases exponentially toward the target with a 0.35 s time constant, longitude follows the shortest arc, and jumps above 20° of latitude or 40° of longitude snap directly to avoid camera swings. The overview </w:t>
+        <w:t xml:space="preserve">The scene extension registers two clock sources. The polling coroutine fetches state at 5 Hz and updates the anchor of simulation time and wall-clock, and the frame callback at about 30 frames per second derives the current simulation time from the anchor plus the wall-clock increment. The close-up stage eases exponentially toward the target with a 0.35 s time constant, longitude follows the shortest arc, and jumps above 20° of latitude or 40° of </w:t>
       </w:r>
       <w:r>
-        <w:t>stage recomputes the constellation phase by extrapolation from the anchor, and the Earth rotation follows the wall-clock. A flip of the running flag or a simulation time jump above 1.5 s forces a re-anchor.</w:t>
+        <w:lastRenderedPageBreak/>
+        <w:t>longitude snap directly to avoid camera swings. The overview stage recomputes the constellation phase by extrapolation from the anchor, and the Earth rotation follows the wall-clock. A flip of the running flag or a simulation time jump above 1.5 s forces a re-anchor.</w:t>
       </w:r>
     </w:p>
     <w:p>
@@ -33307,10 +33310,7 @@
         <w:spacing w:after="120"/>
       </w:pPr>
       <w:r>
-        <w:t>In the close-up stage the Earth sphere rotation is driven by the ground track, the Sun disc and key light sweep with the zenith-to-Sun angle, the satellite body eases to the target attitude of the pointing mode, the attitude angle is integrated per frame when the reaction wheels spin, and the roll-out wing stretches from its root anchor with the deployment fraction. When the geometry version changes the model layer is reloaded with a forced reload, and the ordering guarantees that the renderer never reads a</w:t>
-      </w:r>
-      <w:r>
-        <w:t xml:space="preserve"> half-written file.</w:t>
+        <w:t>In the close-up stage the Earth sphere rotation is driven by the ground track, the Sun disc and key light sweep with the zenith-to-Sun angle, the satellite body eases to the target attitude of the pointing mode, the attitude angle is integrated per frame when the reaction wheels spin, and the roll-out wing stretches from its root anchor with the deployment fraction. When the geometry version changes the model layer is reloaded with a forced reload, and the ordering guarantees that the renderer never reads a half-written file.</w:t>
       </w:r>
     </w:p>
     <w:p>
@@ -33331,10 +33331,7 @@
         <w:spacing w:after="120"/>
       </w:pPr>
       <w:r>
-        <w:t>The streaming layer pushes 720p video and input events to the browser over WebRTC. The browser viewport has three states. When the video stream is ready it shows the renderer image; while connecting it shows a notice; when offline it shows the local Three.js fallback scene, which also follows the SGP4 propagated orbit. When the renderer window is minimized the operating system suspends its render loop and the encoder has no frames to encode, so the renderer window stays visible during local debugging and th</w:t>
-      </w:r>
-      <w:r>
-        <w:t>e renderer is started in windowless mode for unattended deployment.</w:t>
+        <w:t>The streaming layer pushes 720p video and input events to the browser over WebRTC. The browser viewport has three states. When the video stream is ready it shows the renderer image; while connecting it shows a notice; when offline it shows the local Three.js fallback scene, which also follows the SGP4 propagated orbit. When the renderer window is minimized the operating system suspends its render loop and the encoder has no frames to encode, so the renderer window stays visible during local debugging and the renderer is started in windowless mode for unattended deployment.</w:t>
       </w:r>
     </w:p>
     <w:p>
@@ -33368,10 +33365,7 @@
         <w:spacing w:after="120"/>
       </w:pPr>
       <w:r>
-        <w:t>The satellite model is generated by the parametric generator from the geometry parameter file. The generator uses the backbone asset as the spine. The backbone contains a vertical truss, thruster modules at both ends, a tank and reaction wheel assembly in the middle, and four quadrant racks with three open slots each, giving 12 server blade slots. The solar wings deploy along ±Y as several 2×2 panel clusters, the cell faces point at the Sun, and clusters can only be added outward. The radiator panels deploy</w:t>
-      </w:r>
-      <w:r>
-        <w:t xml:space="preserve"> along ±Z, perpendicular to the wings, with adjustable size and aspect ratio. The six hull architectures supported by the generator are listed in Table 39.</w:t>
+        <w:t>The satellite model is generated by the parametric generator from the geometry parameter file. The generator uses the backbone asset as the spine. The backbone contains a vertical truss, thruster modules at both ends, a tank and reaction wheel assembly in the middle, and four quadrant racks with three open slots each, giving 12 server blade slots. The solar wings deploy along ±Y as several 2×2 panel clusters, the cell faces point at the Sun, and clusters can only be added outward. The radiator panels deploy along ±Z, perpendicular to the wings, with adjustable size and aspect ratio. The six hull architectures supported by the generator are listed in Table 39.</w:t>
       </w:r>
     </w:p>
     <w:p>
@@ -33900,6 +33894,7 @@
               <w:rPr>
                 <w:sz w:val="18"/>
               </w:rPr>
+              <w:lastRenderedPageBreak/>
               <w:t>Windmill-wing comms bus</w:t>
             </w:r>
           </w:p>
@@ -34099,10 +34094,7 @@
         <w:spacing w:after="120"/>
       </w:pPr>
       <w:r>
-        <w:t>A geometry command is processed in this order: the backend writes the geometry parameter file under a lock, calls the generator in a subprocess to regenerate the model layer, increments the version number after the file is written, and the renderer detects the version change in its next polling period and force-reloads the model layer. The version number increases only after a successful write, so the renderer never reloads a partial file. Restoring the geometry from disk at start does not increment the ver</w:t>
-      </w:r>
-      <w:r>
-        <w:t>sion.</w:t>
+        <w:t>A geometry command is processed in this order: the backend writes the geometry parameter file under a lock, calls the generator in a subprocess to regenerate the model layer, increments the version number after the file is written, and the renderer detects the version change in its next polling period and force-reloads the model layer. The version number increases only after a successful write, so the renderer never reloads a partial file. Restoring the geometry from disk at start does not increment the version.</w:t>
       </w:r>
     </w:p>
     <w:p>
@@ -34165,7 +34157,11 @@
         <w:spacing w:after="120"/>
       </w:pPr>
       <w:r>
-        <w:t>Six validators and two benchmark pipelines guard physical correctness, listed in Table 40. Every validator prints a pass and fail summary and exits with a non-zero code on failure. The validators that depend on the backend connect to port 8001 by default and accept a port argument to target an isolated instance.</w:t>
+        <w:t xml:space="preserve">Six validators and two benchmark pipelines guard physical correctness, listed in Table 40. Every validator prints a pass and fail summary and exits with a non-zero code on failure. The </w:t>
+      </w:r>
+      <w:r>
+        <w:lastRenderedPageBreak/>
+        <w:t>validators that depend on the backend connect to port 8001 by default and accept a port argument to target an isolated instance.</w:t>
       </w:r>
     </w:p>
     <w:p>
@@ -34968,10 +34964,7 @@
         <w:spacing w:after="120"/>
       </w:pPr>
       <w:r>
-        <w:t xml:space="preserve">The benchmark pipeline takes the local STK 11.6 headless engine with the Space Environment and Effects Tool as truth. The single authoritative source of scenarios and parameters is the case file; the TLEs are shared with the engine catalog, the time axis is 24 h from the engine mission epoch at a 60 s step, and the cases are an ISS-class low Earth orbit, a 705 km Sun-synchronous orbit and a geostationary orbit. The criteria follow the 17 test cases of Document 2. The STK truth is exported once, and after a </w:t>
-      </w:r>
-      <w:r>
-        <w:t>change to the engine physics only the engine export and the scoring steps are rerun. The verdicts are summarized in Table 41; all 51 criteria over the three cases pass.</w:t>
+        <w:t>The benchmark pipeline takes the local STK 11.6 headless engine with the Space Environment and Effects Tool as truth. The single authoritative source of scenarios and parameters is the case file; the TLEs are shared with the engine catalog, the time axis is 24 h from the engine mission epoch at a 60 s step, and the cases are an ISS-class low Earth orbit, a 705 km Sun-synchronous orbit and a geostationary orbit. The criteria follow the 17 test cases of Document 2. The STK truth is exported once, and after a change to the engine physics only the engine export and the scoring steps are rerun. The verdicts are summarized in Table 41; all 51 criteria over the three cases pass.</w:t>
       </w:r>
     </w:p>
     <w:p>
@@ -35685,6 +35678,7 @@
               <w:rPr>
                 <w:sz w:val="19"/>
               </w:rPr>
+              <w:lastRenderedPageBreak/>
               <w:t>B4</w:t>
             </w:r>
           </w:p>
@@ -36495,10 +36489,7 @@
         <w:spacing w:after="120"/>
       </w:pPr>
       <w:r>
-        <w:t>To assess the range of validity of the single-node lumped thermal model, a whole-satellite finite element model was built in COMSOL 6.3 with the heat transfer in solids, surface-to-surface radiation and orbital thermal loads interfaces. The geometry comes from the asset bounding boxes and the generator constants, the orbit positions and the Sun vector come from the sequences exported by the engine, and the heat sources are 95% of the per-card draw of the engine. The two cases are 12 V100 cards and 12 A100 c</w:t>
-      </w:r>
-      <w:r>
-        <w:t>ards with white-paint radiators and the inference workload profile. The comparison over orbits 2 to 3 is given in Table 42, and the temperature curves of the V100 case in Figure 17.</w:t>
+        <w:t>To assess the range of validity of the single-node lumped thermal model, a whole-satellite finite element model was built in COMSOL 6.3 with the heat transfer in solids, surface-to-surface radiation and orbital thermal loads interfaces. The geometry comes from the asset bounding boxes and the generator constants, the orbit positions and the Sun vector come from the sequences exported by the engine, and the heat sources are 95% of the per-card draw of the engine. The two cases are 12 V100 cards and 12 A100 cards with white-paint radiators and the inference workload profile. The comparison over orbits 2 to 3 is given in Table 42, and the temperature curves of the V100 case in Figure 17.</w:t>
       </w:r>
     </w:p>
     <w:p>
@@ -36513,6 +36504,7 @@
           <w:b/>
           <w:sz w:val="21"/>
         </w:rPr>
+        <w:lastRenderedPageBreak/>
         <w:t>Table 42  Whole-satellite thermal model against COMSOL finite elements, orbits 2 to 3</w:t>
       </w:r>
     </w:p>
@@ -36695,13 +36687,25 @@
               <w:rPr>
                 <w:sz w:val="19"/>
               </w:rPr>
-              <w:t>−</w:t>
-            </w:r>
+              <w:t>−9.1</w:t>
+            </w:r>
+          </w:p>
+        </w:tc>
+        <w:tc>
+          <w:tcPr>
+            <w:tcW w:w="1587" w:type="dxa"/>
+            <w:vAlign w:val="center"/>
+          </w:tcPr>
+          <w:p>
+            <w:pPr>
+              <w:spacing w:after="20" w:line="276" w:lineRule="auto"/>
+              <w:jc w:val="center"/>
+            </w:pPr>
             <w:r>
               <w:rPr>
                 <w:sz w:val="19"/>
               </w:rPr>
-              <w:t>9.1</w:t>
+              <w:t>16.1</w:t>
             </w:r>
           </w:p>
         </w:tc>
@@ -36719,31 +36723,7 @@
               <w:rPr>
                 <w:sz w:val="19"/>
               </w:rPr>
-              <w:t>16.1</w:t>
-            </w:r>
-          </w:p>
-        </w:tc>
-        <w:tc>
-          <w:tcPr>
-            <w:tcW w:w="1587" w:type="dxa"/>
-            <w:vAlign w:val="center"/>
-          </w:tcPr>
-          <w:p>
-            <w:pPr>
-              <w:spacing w:after="20" w:line="276" w:lineRule="auto"/>
-              <w:jc w:val="center"/>
-            </w:pPr>
-            <w:r>
-              <w:rPr>
-                <w:sz w:val="19"/>
-              </w:rPr>
-              <w:t>−</w:t>
-            </w:r>
-            <w:r>
-              <w:rPr>
-                <w:sz w:val="19"/>
-              </w:rPr>
-              <w:t>12.1</w:t>
+              <w:t>−12.1</w:t>
             </w:r>
           </w:p>
         </w:tc>
@@ -36801,13 +36781,25 @@
               <w:rPr>
                 <w:sz w:val="19"/>
               </w:rPr>
-              <w:t>−</w:t>
-            </w:r>
+              <w:t>−5.1</w:t>
+            </w:r>
+          </w:p>
+        </w:tc>
+        <w:tc>
+          <w:tcPr>
+            <w:tcW w:w="1587" w:type="dxa"/>
+            <w:vAlign w:val="center"/>
+          </w:tcPr>
+          <w:p>
+            <w:pPr>
+              <w:spacing w:after="20" w:line="276" w:lineRule="auto"/>
+              <w:jc w:val="center"/>
+            </w:pPr>
             <w:r>
               <w:rPr>
                 <w:sz w:val="19"/>
               </w:rPr>
-              <w:t>5.1</w:t>
+              <w:t>10.5</w:t>
             </w:r>
           </w:p>
         </w:tc>
@@ -36825,31 +36817,7 @@
               <w:rPr>
                 <w:sz w:val="19"/>
               </w:rPr>
-              <w:t>10.5</w:t>
-            </w:r>
-          </w:p>
-        </w:tc>
-        <w:tc>
-          <w:tcPr>
-            <w:tcW w:w="1587" w:type="dxa"/>
-            <w:vAlign w:val="center"/>
-          </w:tcPr>
-          <w:p>
-            <w:pPr>
-              <w:spacing w:after="20" w:line="276" w:lineRule="auto"/>
-              <w:jc w:val="center"/>
-            </w:pPr>
-            <w:r>
-              <w:rPr>
-                <w:sz w:val="19"/>
-              </w:rPr>
-              <w:t>−</w:t>
-            </w:r>
-            <w:r>
-              <w:rPr>
-                <w:sz w:val="19"/>
-              </w:rPr>
-              <w:t>7.0</w:t>
+              <w:t>−7.0</w:t>
             </w:r>
           </w:p>
         </w:tc>
@@ -37277,10 +37245,11 @@
         <w:spacing w:after="120"/>
       </w:pPr>
       <w:r>
-        <w:t>The comparison shows that the single-node temperature lies between the finite element radiator and bus, 9 ℃ to 12 ℃ above the radiator surface and 10 ℃ to 17 ℃ below the electronics. The difference comes from the missing conduction path from the bus to the radiator in the single-node model; in the finite element model the heat pipes, the interface material and the bus skin produce a drop of about 25 ℃ to 30 ℃ at 2.4 kW to 3.1 kW. The thin radiator of the finite element model swings about 6 ℃ with each eclip</w:t>
+        <w:t xml:space="preserve">The comparison shows that the single-node temperature lies between the finite element radiator and bus, 9 ℃ to 12 ℃ above the radiator surface and 10 ℃ to 17 ℃ below the electronics. The difference comes from the missing conduction path from the bus to the radiator in the single-node model; in the finite element model the heat pipes, the interface material and the bus skin produce a drop of about 25 ℃ to 30 ℃ at 2.4 kW to 3.1 kW. The thin radiator of the finite element model swings about 6 ℃ with each eclipse, while the 160 </w:t>
       </w:r>
       <w:r>
-        <w:t>se, while the 160 kJ/K single node follows only the 6 h workload cycle. The single-node model is suitable for design screening at the architecture stage; board-level thermal design needs additional baseplate and radiator nodes with conduction resistances between them, which is the planned improvement of the thermal model.</w:t>
+        <w:lastRenderedPageBreak/>
+        <w:t>kJ/K single node follows only the 6 h workload cycle. The single-node model is suitable for design screening at the architecture stage; board-level thermal design needs additional baseplate and radiator nodes with conduction resistances between them, which is the planned improvement of the thermal model.</w:t>
       </w:r>
     </w:p>
     <w:p>
@@ -37301,10 +37270,7 @@
         <w:spacing w:after="120"/>
       </w:pPr>
       <w:r>
-        <w:t>The front end runs end-to-end cases with Playwright covering navigation and smoke tests, orbit motion, attitude control, battery and solar array, comparison sessions, the design library, the LLM inference panel, the orbit designer, the satellite builder wizard, solar array deployment, the workload panel and screenshots, in 13 case files. The satellite twin page is covered by the wizard on entry, so every twin page case dismisses the wizard first. The cases related to streaming require the renderer to be run</w:t>
-      </w:r>
-      <w:r>
-        <w:t>ning.</w:t>
+        <w:t>The front end runs end-to-end cases with Playwright covering navigation and smoke tests, orbit motion, attitude control, battery and solar array, comparison sessions, the design library, the LLM inference panel, the orbit designer, the satellite builder wizard, solar array deployment, the workload panel and screenshots, in 13 case files. The satellite twin page is covered by the wizard on entry, so every twin page case dismisses the wizard first. The cases related to streaming require the renderer to be running.</w:t>
       </w:r>
     </w:p>
     <w:p>
